--- a/Coding 2 - year/Unit 2 - Object-Oriented Programming/Daily Lesson Plans/Word/Day 1.docx
+++ b/Coding 2 - year/Unit 2 - Object-Oriented Programming/Daily Lesson Plans/Word/Day 1.docx
@@ -50,12 +50,15 @@
               </w:rPr>
               <w:t xml:space="preserve">Coding II — Full Year</w:t>
             </w:r>
-          </w:p>
-          <w:p>
-            <w:pPr>
-              <w:spacing w:before="40"/>
-              <w:jc w:val="center"/>
-            </w:pPr>
+            <w:r>
+              <w:rPr>
+                <w:rFonts w:ascii="Arial" w:cs="Arial" w:eastAsia="Arial" w:hAnsi="Arial"/>
+                <w:sz w:val="16"/>
+                <w:szCs w:val="16"/>
+              </w:rPr>
+              <w:br/>
+              <w:t xml:space="preserve"/>
+            </w:r>
             <w:r>
               <w:rPr>
                 <w:rFonts w:ascii="Arial" w:cs="Arial" w:eastAsia="Arial" w:hAnsi="Arial"/>
@@ -83,7 +86,7 @@
           <w:rFonts w:ascii="Arial" w:cs="Arial" w:eastAsia="Arial" w:hAnsi="Arial"/>
           <w:b/>
           <w:bCs/>
-          <w:color w:val="0D3B1F"/>
+          <w:color w:val="1B7A4A"/>
           <w:sz w:val="32"/>
           <w:szCs w:val="32"/>
         </w:rPr>
@@ -261,9 +264,9 @@
               <w:right w:val="single" w:color="CCCCCC" w:sz="1"/>
             </w:tcBorders>
             <w:tcMar>
-              <w:top w:type="dxa" w:w="60"/>
+              <w:top w:type="dxa" w:w="80"/>
               <w:left w:type="dxa" w:w="120"/>
-              <w:bottom w:type="dxa" w:w="60"/>
+              <w:bottom w:type="dxa" w:w="80"/>
               <w:right w:type="dxa" w:w="120"/>
             </w:tcMar>
           </w:tcPr>
@@ -290,20 +293,213 @@
               <w:right w:val="single" w:color="CCCCCC" w:sz="1"/>
             </w:tcBorders>
             <w:tcMar>
-              <w:top w:type="dxa" w:w="60"/>
+              <w:top w:type="dxa" w:w="80"/>
               <w:left w:type="dxa" w:w="120"/>
-              <w:bottom w:type="dxa" w:w="60"/>
+              <w:bottom w:type="dxa" w:w="80"/>
               <w:right w:type="dxa" w:w="120"/>
             </w:tcMar>
           </w:tcPr>
           <w:p>
-            <w:r>
-              <w:rPr>
-                <w:rFonts w:ascii="Arial" w:cs="Arial" w:eastAsia="Arial" w:hAnsi="Arial"/>
-                <w:sz w:val="20"/>
-                <w:szCs w:val="20"/>
+            <w:pPr>
+              <w:spacing w:after="80" w:before="80"/>
+            </w:pPr>
+            <w:r>
+              <w:rPr>
+                <w:rFonts w:ascii="Arial" w:cs="Arial" w:eastAsia="Arial" w:hAnsi="Arial"/>
+                <w:b/>
+                <w:bCs/>
+                <w:i w:val="false"/>
+                <w:iCs w:val="false"/>
+                <w:color w:val="000000"/>
+                <w:sz w:val="22"/>
+                <w:szCs w:val="22"/>
               </w:rPr>
               <w:t xml:space="preserve">Bell Ringer / Review</w:t>
+            </w:r>
+            <w:r>
+              <w:rPr>
+                <w:rFonts w:ascii="Arial" w:cs="Arial" w:eastAsia="Arial" w:hAnsi="Arial"/>
+                <w:sz w:val="20"/>
+                <w:szCs w:val="20"/>
+              </w:rPr>
+              <w:br/>
+              <w:t xml:space="preserve"/>
+            </w:r>
+            <w:r>
+              <w:rPr>
+                <w:rFonts w:ascii="Arial" w:cs="Arial" w:eastAsia="Arial" w:hAnsi="Arial"/>
+                <w:sz w:val="20"/>
+                <w:szCs w:val="20"/>
+              </w:rPr>
+              <w:br/>
+              <w:t xml:space="preserve"/>
+            </w:r>
+            <w:r>
+              <w:rPr>
+                <w:rFonts w:ascii="Arial" w:cs="Arial" w:eastAsia="Arial" w:hAnsi="Arial"/>
+                <w:b/>
+                <w:bCs/>
+                <w:i w:val="false"/>
+                <w:iCs w:val="false"/>
+                <w:color w:val="000000"/>
+                <w:sz w:val="20"/>
+                <w:szCs w:val="20"/>
+              </w:rPr>
+              <w:t xml:space="preserve">Quick Write </w:t>
+            </w:r>
+            <w:r>
+              <w:rPr>
+                <w:rFonts w:ascii="Arial" w:cs="Arial" w:eastAsia="Arial" w:hAnsi="Arial"/>
+                <w:b w:val="false"/>
+                <w:bCs w:val="false"/>
+                <w:i w:val="false"/>
+                <w:iCs w:val="false"/>
+                <w:color w:val="000000"/>
+                <w:sz w:val="20"/>
+                <w:szCs w:val="20"/>
+              </w:rPr>
+              <w:t xml:space="preserve">(3 min — written or verbal):</w:t>
+            </w:r>
+            <w:r>
+              <w:rPr>
+                <w:rFonts w:ascii="Arial" w:cs="Arial" w:eastAsia="Arial" w:hAnsi="Arial"/>
+                <w:sz w:val="20"/>
+                <w:szCs w:val="20"/>
+              </w:rPr>
+              <w:br/>
+              <w:t xml:space="preserve"/>
+            </w:r>
+            <w:r>
+              <w:rPr>
+                <w:rFonts w:ascii="Arial" w:cs="Arial" w:eastAsia="Arial" w:hAnsi="Arial"/>
+                <w:b w:val="false"/>
+                <w:bCs w:val="false"/>
+                <w:i w:val="false"/>
+                <w:iCs w:val="false"/>
+                <w:color w:val="000000"/>
+                <w:sz w:val="20"/>
+                <w:szCs w:val="20"/>
+              </w:rPr>
+              <w:t xml:space="preserve">    What do you already know about how to create classes, instantiate objects, and define attributes to model real-world concepts?</w:t>
+            </w:r>
+            <w:r>
+              <w:rPr>
+                <w:rFonts w:ascii="Arial" w:cs="Arial" w:eastAsia="Arial" w:hAnsi="Arial"/>
+                <w:sz w:val="20"/>
+                <w:szCs w:val="20"/>
+              </w:rPr>
+              <w:br/>
+              <w:t xml:space="preserve"/>
+            </w:r>
+            <w:r>
+              <w:rPr>
+                <w:rFonts w:ascii="Arial" w:cs="Arial" w:eastAsia="Arial" w:hAnsi="Arial"/>
+                <w:sz w:val="20"/>
+                <w:szCs w:val="20"/>
+              </w:rPr>
+              <w:br/>
+              <w:t xml:space="preserve"/>
+            </w:r>
+            <w:r>
+              <w:rPr>
+                <w:rFonts w:ascii="Arial" w:cs="Arial" w:eastAsia="Arial" w:hAnsi="Arial"/>
+                <w:b/>
+                <w:bCs/>
+                <w:i w:val="false"/>
+                <w:iCs w:val="false"/>
+                <w:color w:val="000000"/>
+                <w:sz w:val="20"/>
+                <w:szCs w:val="20"/>
+              </w:rPr>
+              <w:t xml:space="preserve">Vocabulary Preview — </w:t>
+            </w:r>
+            <w:r>
+              <w:rPr>
+                <w:rFonts w:ascii="Arial" w:cs="Arial" w:eastAsia="Arial" w:hAnsi="Arial"/>
+                <w:b w:val="false"/>
+                <w:bCs w:val="false"/>
+                <w:i w:val="false"/>
+                <w:iCs w:val="false"/>
+                <w:color w:val="000000"/>
+                <w:sz w:val="20"/>
+                <w:szCs w:val="20"/>
+              </w:rPr>
+              <w:t xml:space="preserve">terms we'll use today:</w:t>
+            </w:r>
+            <w:r>
+              <w:rPr>
+                <w:rFonts w:ascii="Arial" w:cs="Arial" w:eastAsia="Arial" w:hAnsi="Arial"/>
+                <w:sz w:val="20"/>
+                <w:szCs w:val="20"/>
+              </w:rPr>
+              <w:br/>
+              <w:t xml:space="preserve"/>
+            </w:r>
+            <w:r>
+              <w:rPr>
+                <w:rFonts w:ascii="Arial" w:cs="Arial" w:eastAsia="Arial" w:hAnsi="Arial"/>
+                <w:b w:val="false"/>
+                <w:bCs w:val="false"/>
+                <w:i w:val="false"/>
+                <w:iCs w:val="false"/>
+                <w:color w:val="000000"/>
+                <w:sz w:val="20"/>
+                <w:szCs w:val="20"/>
+              </w:rPr>
+              <w:t xml:space="preserve">    • Object-Oriented Programming (OOP)   •   Class   •   Object (Instance)   •   Attribute   •   Instantiation</w:t>
+            </w:r>
+            <w:r>
+              <w:rPr>
+                <w:rFonts w:ascii="Arial" w:cs="Arial" w:eastAsia="Arial" w:hAnsi="Arial"/>
+                <w:sz w:val="20"/>
+                <w:szCs w:val="20"/>
+              </w:rPr>
+              <w:br/>
+              <w:t xml:space="preserve"/>
+            </w:r>
+            <w:r>
+              <w:rPr>
+                <w:rFonts w:ascii="Arial" w:cs="Arial" w:eastAsia="Arial" w:hAnsi="Arial"/>
+                <w:sz w:val="20"/>
+                <w:szCs w:val="20"/>
+              </w:rPr>
+              <w:br/>
+              <w:t xml:space="preserve"/>
+            </w:r>
+            <w:r>
+              <w:rPr>
+                <w:rFonts w:ascii="Arial" w:cs="Arial" w:eastAsia="Arial" w:hAnsi="Arial"/>
+                <w:b w:val="false"/>
+                <w:bCs w:val="false"/>
+                <w:i/>
+                <w:iCs/>
+                <w:color w:val="444444"/>
+                <w:sz w:val="20"/>
+                <w:szCs w:val="20"/>
+              </w:rPr>
+              <w:t xml:space="preserve">Today's Goal: By the end of class you will be able to create classes, instantiate objects, and define attributes to model real-world concepts.</w:t>
+            </w:r>
+            <w:r>
+              <w:rPr>
+                <w:rFonts w:ascii="Arial" w:cs="Arial" w:eastAsia="Arial" w:hAnsi="Arial"/>
+                <w:sz w:val="20"/>
+                <w:szCs w:val="20"/>
+              </w:rPr>
+              <w:br/>
+              <w:t xml:space="preserve"/>
+            </w:r>
+            <w:r>
+              <w:rPr>
+                <w:rFonts w:ascii="Arial" w:cs="Arial" w:eastAsia="Arial" w:hAnsi="Arial"/>
+                <w:b w:val="false"/>
+                <w:bCs w:val="false"/>
+                <w:i/>
+                <w:iCs/>
+                <w:color w:val="555555"/>
+                <w:sz w:val="20"/>
+                <w:szCs w:val="20"/>
+              </w:rPr>
+              <w:t xml:space="preserve">→ Pair-share your response, then 2–3 students share with the class.</w:t>
             </w:r>
           </w:p>
         </w:tc>
@@ -319,9 +515,9 @@
               <w:right w:val="single" w:color="CCCCCC" w:sz="1"/>
             </w:tcBorders>
             <w:tcMar>
-              <w:top w:type="dxa" w:w="60"/>
+              <w:top w:type="dxa" w:w="80"/>
               <w:left w:type="dxa" w:w="120"/>
-              <w:bottom w:type="dxa" w:w="60"/>
+              <w:bottom w:type="dxa" w:w="80"/>
               <w:right w:type="dxa" w:w="120"/>
             </w:tcMar>
           </w:tcPr>
@@ -348,20 +544,261 @@
               <w:right w:val="single" w:color="CCCCCC" w:sz="1"/>
             </w:tcBorders>
             <w:tcMar>
-              <w:top w:type="dxa" w:w="60"/>
+              <w:top w:type="dxa" w:w="80"/>
               <w:left w:type="dxa" w:w="120"/>
-              <w:bottom w:type="dxa" w:w="60"/>
+              <w:bottom w:type="dxa" w:w="80"/>
               <w:right w:type="dxa" w:w="120"/>
             </w:tcMar>
           </w:tcPr>
           <w:p>
-            <w:r>
-              <w:rPr>
-                <w:rFonts w:ascii="Arial" w:cs="Arial" w:eastAsia="Arial" w:hAnsi="Arial"/>
-                <w:sz w:val="20"/>
-                <w:szCs w:val="20"/>
-              </w:rPr>
-              <w:t xml:space="preserve">Mini Lesson: Introduction to OOP — Classes, Objects, Attributes</w:t>
+            <w:pPr>
+              <w:spacing w:after="80" w:before="80"/>
+            </w:pPr>
+            <w:r>
+              <w:rPr>
+                <w:rFonts w:ascii="Arial" w:cs="Arial" w:eastAsia="Arial" w:hAnsi="Arial"/>
+                <w:b/>
+                <w:bCs/>
+                <w:i w:val="false"/>
+                <w:iCs w:val="false"/>
+                <w:color w:val="000000"/>
+                <w:sz w:val="22"/>
+                <w:szCs w:val="22"/>
+              </w:rPr>
+              <w:t xml:space="preserve">Mini Lesson: </w:t>
+            </w:r>
+            <w:r>
+              <w:rPr>
+                <w:rFonts w:ascii="Arial" w:cs="Arial" w:eastAsia="Arial" w:hAnsi="Arial"/>
+                <w:b w:val="false"/>
+                <w:bCs w:val="false"/>
+                <w:i w:val="false"/>
+                <w:iCs w:val="false"/>
+                <w:color w:val="000000"/>
+                <w:sz w:val="22"/>
+                <w:szCs w:val="22"/>
+              </w:rPr>
+              <w:t xml:space="preserve">Introduction to OOP — Classes, Objects, Attributes</w:t>
+            </w:r>
+            <w:r>
+              <w:rPr>
+                <w:rFonts w:ascii="Arial" w:cs="Arial" w:eastAsia="Arial" w:hAnsi="Arial"/>
+                <w:sz w:val="20"/>
+                <w:szCs w:val="20"/>
+              </w:rPr>
+              <w:br/>
+              <w:t xml:space="preserve"/>
+            </w:r>
+            <w:r>
+              <w:rPr>
+                <w:rFonts w:ascii="Arial" w:cs="Arial" w:eastAsia="Arial" w:hAnsi="Arial"/>
+                <w:sz w:val="20"/>
+                <w:szCs w:val="20"/>
+              </w:rPr>
+              <w:br/>
+              <w:t xml:space="preserve"/>
+            </w:r>
+            <w:r>
+              <w:rPr>
+                <w:rFonts w:ascii="Arial" w:cs="Arial" w:eastAsia="Arial" w:hAnsi="Arial"/>
+                <w:b/>
+                <w:bCs/>
+                <w:i/>
+                <w:iCs/>
+                <w:color w:val="000000"/>
+                <w:sz w:val="20"/>
+                <w:szCs w:val="20"/>
+              </w:rPr>
+              <w:t xml:space="preserve">Learning Target: </w:t>
+            </w:r>
+            <w:r>
+              <w:rPr>
+                <w:rFonts w:ascii="Arial" w:cs="Arial" w:eastAsia="Arial" w:hAnsi="Arial"/>
+                <w:b w:val="false"/>
+                <w:bCs w:val="false"/>
+                <w:i/>
+                <w:iCs/>
+                <w:color w:val="333333"/>
+                <w:sz w:val="20"/>
+                <w:szCs w:val="20"/>
+              </w:rPr>
+              <w:t xml:space="preserve">I can create classes, instantiate objects, and define attributes to model real-world concepts.</w:t>
+            </w:r>
+            <w:r>
+              <w:rPr>
+                <w:rFonts w:ascii="Arial" w:cs="Arial" w:eastAsia="Arial" w:hAnsi="Arial"/>
+                <w:sz w:val="20"/>
+                <w:szCs w:val="20"/>
+              </w:rPr>
+              <w:br/>
+              <w:t xml:space="preserve"/>
+            </w:r>
+            <w:r>
+              <w:rPr>
+                <w:rFonts w:ascii="Arial" w:cs="Arial" w:eastAsia="Arial" w:hAnsi="Arial"/>
+                <w:sz w:val="20"/>
+                <w:szCs w:val="20"/>
+              </w:rPr>
+              <w:br/>
+              <w:t xml:space="preserve"/>
+            </w:r>
+            <w:r>
+              <w:rPr>
+                <w:rFonts w:ascii="Arial" w:cs="Arial" w:eastAsia="Arial" w:hAnsi="Arial"/>
+                <w:b w:val="false"/>
+                <w:bCs w:val="false"/>
+                <w:i w:val="false"/>
+                <w:iCs w:val="false"/>
+                <w:color w:val="000000"/>
+                <w:sz w:val="20"/>
+                <w:szCs w:val="20"/>
+              </w:rPr>
+              <w:t xml:space="preserve">Object-Oriented Programming (OOP): A programming paradigm that organizes code around "objects" that combine data (attributes) and behavior (methods). This models real-world entities and their interactions.</w:t>
+            </w:r>
+            <w:r>
+              <w:rPr>
+                <w:rFonts w:ascii="Arial" w:cs="Arial" w:eastAsia="Arial" w:hAnsi="Arial"/>
+                <w:sz w:val="20"/>
+                <w:szCs w:val="20"/>
+              </w:rPr>
+              <w:br/>
+              <w:t xml:space="preserve"/>
+            </w:r>
+            <w:r>
+              <w:rPr>
+                <w:rFonts w:ascii="Arial" w:cs="Arial" w:eastAsia="Arial" w:hAnsi="Arial"/>
+                <w:b w:val="false"/>
+                <w:bCs w:val="false"/>
+                <w:i w:val="false"/>
+                <w:iCs w:val="false"/>
+                <w:color w:val="000000"/>
+                <w:sz w:val="20"/>
+                <w:szCs w:val="20"/>
+              </w:rPr>
+              <w:t xml:space="preserve">Class: A blueprint or template for creating objects. It defines what attributes and methods objects of that class will have.</w:t>
+            </w:r>
+            <w:r>
+              <w:rPr>
+                <w:rFonts w:ascii="Arial" w:cs="Arial" w:eastAsia="Arial" w:hAnsi="Arial"/>
+                <w:sz w:val="20"/>
+                <w:szCs w:val="20"/>
+              </w:rPr>
+              <w:br/>
+              <w:t xml:space="preserve"/>
+            </w:r>
+            <w:r>
+              <w:rPr>
+                <w:rFonts w:ascii="Arial" w:cs="Arial" w:eastAsia="Arial" w:hAnsi="Arial"/>
+                <w:sz w:val="20"/>
+                <w:szCs w:val="20"/>
+              </w:rPr>
+              <w:br/>
+              <w:t xml:space="preserve"/>
+            </w:r>
+            <w:r>
+              <w:rPr>
+                <w:rFonts w:ascii="Arial" w:cs="Arial" w:eastAsia="Arial" w:hAnsi="Arial"/>
+                <w:b/>
+                <w:bCs/>
+                <w:i w:val="false"/>
+                <w:iCs w:val="false"/>
+                <w:color w:val="000000"/>
+                <w:sz w:val="20"/>
+                <w:szCs w:val="20"/>
+              </w:rPr>
+              <w:t xml:space="preserve">Vocabulary: </w:t>
+            </w:r>
+            <w:r>
+              <w:rPr>
+                <w:rFonts w:ascii="Arial" w:cs="Arial" w:eastAsia="Arial" w:hAnsi="Arial"/>
+                <w:b w:val="false"/>
+                <w:bCs w:val="false"/>
+                <w:i w:val="false"/>
+                <w:iCs w:val="false"/>
+                <w:color w:val="000000"/>
+                <w:sz w:val="20"/>
+                <w:szCs w:val="20"/>
+              </w:rPr>
+              <w:t xml:space="preserve">Object-Oriented Programming (OOP), Class, Object (Instance), Attribute, Instantiation</w:t>
+            </w:r>
+            <w:r>
+              <w:rPr>
+                <w:rFonts w:ascii="Arial" w:cs="Arial" w:eastAsia="Arial" w:hAnsi="Arial"/>
+                <w:sz w:val="20"/>
+                <w:szCs w:val="20"/>
+              </w:rPr>
+              <w:br/>
+              <w:t xml:space="preserve"/>
+            </w:r>
+            <w:r>
+              <w:rPr>
+                <w:rFonts w:ascii="Arial" w:cs="Arial" w:eastAsia="Arial" w:hAnsi="Arial"/>
+                <w:sz w:val="20"/>
+                <w:szCs w:val="20"/>
+              </w:rPr>
+              <w:br/>
+              <w:t xml:space="preserve"/>
+            </w:r>
+            <w:r>
+              <w:rPr>
+                <w:rFonts w:ascii="Arial" w:cs="Arial" w:eastAsia="Arial" w:hAnsi="Arial"/>
+                <w:b/>
+                <w:bCs/>
+                <w:i/>
+                <w:iCs/>
+                <w:color w:val="555555"/>
+                <w:sz w:val="20"/>
+                <w:szCs w:val="20"/>
+              </w:rPr>
+              <w:t xml:space="preserve">→ Live Demo — </w:t>
+            </w:r>
+            <w:r>
+              <w:rPr>
+                <w:rFonts w:ascii="Arial" w:cs="Arial" w:eastAsia="Arial" w:hAnsi="Arial"/>
+                <w:b w:val="false"/>
+                <w:bCs w:val="false"/>
+                <w:i/>
+                <w:iCs/>
+                <w:color w:val="555555"/>
+                <w:sz w:val="20"/>
+                <w:szCs w:val="20"/>
+              </w:rPr>
+              <w:t xml:space="preserve">type examples as students follow along in their own editor.</w:t>
+            </w:r>
+            <w:r>
+              <w:rPr>
+                <w:rFonts w:ascii="Arial" w:cs="Arial" w:eastAsia="Arial" w:hAnsi="Arial"/>
+                <w:sz w:val="20"/>
+                <w:szCs w:val="20"/>
+              </w:rPr>
+              <w:br/>
+              <w:t xml:space="preserve"/>
+            </w:r>
+            <w:r>
+              <w:rPr>
+                <w:rFonts w:ascii="Arial" w:cs="Arial" w:eastAsia="Arial" w:hAnsi="Arial"/>
+                <w:b/>
+                <w:bCs/>
+                <w:i/>
+                <w:iCs/>
+                <w:color w:val="555555"/>
+                <w:sz w:val="20"/>
+                <w:szCs w:val="20"/>
+              </w:rPr>
+              <w:t xml:space="preserve">→ Check for Understanding: </w:t>
+            </w:r>
+            <w:r>
+              <w:rPr>
+                <w:rFonts w:ascii="Arial" w:cs="Arial" w:eastAsia="Arial" w:hAnsi="Arial"/>
+                <w:b w:val="false"/>
+                <w:bCs w:val="false"/>
+                <w:i/>
+                <w:iCs/>
+                <w:color w:val="555555"/>
+                <w:sz w:val="20"/>
+                <w:szCs w:val="20"/>
+              </w:rPr>
+              <w:t xml:space="preserve">pause and cold-call: “Can someone explain what we just did in their own words?”</w:t>
             </w:r>
           </w:p>
         </w:tc>
@@ -377,9 +814,9 @@
               <w:right w:val="single" w:color="CCCCCC" w:sz="1"/>
             </w:tcBorders>
             <w:tcMar>
-              <w:top w:type="dxa" w:w="60"/>
+              <w:top w:type="dxa" w:w="80"/>
               <w:left w:type="dxa" w:w="120"/>
-              <w:bottom w:type="dxa" w:w="60"/>
+              <w:bottom w:type="dxa" w:w="80"/>
               <w:right w:type="dxa" w:w="120"/>
             </w:tcMar>
           </w:tcPr>
@@ -406,20 +843,90 @@
               <w:right w:val="single" w:color="CCCCCC" w:sz="1"/>
             </w:tcBorders>
             <w:tcMar>
-              <w:top w:type="dxa" w:w="60"/>
+              <w:top w:type="dxa" w:w="80"/>
               <w:left w:type="dxa" w:w="120"/>
-              <w:bottom w:type="dxa" w:w="60"/>
+              <w:bottom w:type="dxa" w:w="80"/>
               <w:right w:type="dxa" w:w="120"/>
             </w:tcMar>
           </w:tcPr>
           <w:p>
-            <w:r>
-              <w:rPr>
-                <w:rFonts w:ascii="Arial" w:cs="Arial" w:eastAsia="Arial" w:hAnsi="Arial"/>
-                <w:sz w:val="20"/>
-                <w:szCs w:val="20"/>
+            <w:pPr>
+              <w:spacing w:after="80" w:before="80"/>
+            </w:pPr>
+            <w:r>
+              <w:rPr>
+                <w:rFonts w:ascii="Arial" w:cs="Arial" w:eastAsia="Arial" w:hAnsi="Arial"/>
+                <w:b/>
+                <w:bCs/>
+                <w:i w:val="false"/>
+                <w:iCs w:val="false"/>
+                <w:color w:val="000000"/>
+                <w:sz w:val="22"/>
+                <w:szCs w:val="22"/>
               </w:rPr>
               <w:t xml:space="preserve">Guided Practice</w:t>
+            </w:r>
+            <w:r>
+              <w:rPr>
+                <w:rFonts w:ascii="Arial" w:cs="Arial" w:eastAsia="Arial" w:hAnsi="Arial"/>
+                <w:sz w:val="20"/>
+                <w:szCs w:val="20"/>
+              </w:rPr>
+              <w:br/>
+              <w:t xml:space="preserve"/>
+            </w:r>
+            <w:r>
+              <w:rPr>
+                <w:rFonts w:ascii="Arial" w:cs="Arial" w:eastAsia="Arial" w:hAnsi="Arial"/>
+                <w:sz w:val="20"/>
+                <w:szCs w:val="20"/>
+              </w:rPr>
+              <w:br/>
+              <w:t xml:space="preserve"/>
+            </w:r>
+            <w:r>
+              <w:rPr>
+                <w:rFonts w:ascii="Arial" w:cs="Arial" w:eastAsia="Arial" w:hAnsi="Arial"/>
+                <w:b w:val="false"/>
+                <w:bCs w:val="false"/>
+                <w:i w:val="false"/>
+                <w:iCs w:val="false"/>
+                <w:color w:val="000000"/>
+                <w:sz w:val="20"/>
+                <w:szCs w:val="20"/>
+              </w:rPr>
+              <w:t xml:space="preserve">Activity: Create a Book Class</w:t>
+            </w:r>
+            <w:r>
+              <w:rPr>
+                <w:rFonts w:ascii="Arial" w:cs="Arial" w:eastAsia="Arial" w:hAnsi="Arial"/>
+                <w:sz w:val="20"/>
+                <w:szCs w:val="20"/>
+              </w:rPr>
+              <w:br/>
+              <w:t xml:space="preserve"/>
+            </w:r>
+            <w:r>
+              <w:rPr>
+                <w:rFonts w:ascii="Arial" w:cs="Arial" w:eastAsia="Arial" w:hAnsi="Arial"/>
+                <w:sz w:val="20"/>
+                <w:szCs w:val="20"/>
+              </w:rPr>
+              <w:br/>
+              <w:t xml:space="preserve"/>
+            </w:r>
+            <w:r>
+              <w:rPr>
+                <w:rFonts w:ascii="Arial" w:cs="Arial" w:eastAsia="Arial" w:hAnsi="Arial"/>
+                <w:b w:val="false"/>
+                <w:bCs w:val="false"/>
+                <w:i/>
+                <w:iCs/>
+                <w:color w:val="555555"/>
+                <w:sz w:val="20"/>
+                <w:szCs w:val="20"/>
+              </w:rPr>
+              <w:t xml:space="preserve">→ Teacher models — students try alongside, then compare results.</w:t>
             </w:r>
           </w:p>
         </w:tc>
@@ -435,9 +942,9 @@
               <w:right w:val="single" w:color="CCCCCC" w:sz="1"/>
             </w:tcBorders>
             <w:tcMar>
-              <w:top w:type="dxa" w:w="60"/>
+              <w:top w:type="dxa" w:w="80"/>
               <w:left w:type="dxa" w:w="120"/>
-              <w:bottom w:type="dxa" w:w="60"/>
+              <w:bottom w:type="dxa" w:w="80"/>
               <w:right w:type="dxa" w:w="120"/>
             </w:tcMar>
           </w:tcPr>
@@ -450,7 +957,7 @@
                 <w:sz w:val="20"/>
                 <w:szCs w:val="20"/>
               </w:rPr>
-              <w:t xml:space="preserve">15-20 min</w:t>
+              <w:t xml:space="preserve">15–20 min</w:t>
             </w:r>
           </w:p>
         </w:tc>
@@ -464,20 +971,164 @@
               <w:right w:val="single" w:color="CCCCCC" w:sz="1"/>
             </w:tcBorders>
             <w:tcMar>
-              <w:top w:type="dxa" w:w="60"/>
+              <w:top w:type="dxa" w:w="80"/>
               <w:left w:type="dxa" w:w="120"/>
-              <w:bottom w:type="dxa" w:w="60"/>
+              <w:bottom w:type="dxa" w:w="80"/>
               <w:right w:type="dxa" w:w="120"/>
             </w:tcMar>
           </w:tcPr>
           <w:p>
-            <w:r>
-              <w:rPr>
-                <w:rFonts w:ascii="Arial" w:cs="Arial" w:eastAsia="Arial" w:hAnsi="Arial"/>
-                <w:sz w:val="20"/>
-                <w:szCs w:val="20"/>
+            <w:pPr>
+              <w:spacing w:after="80" w:before="80"/>
+            </w:pPr>
+            <w:r>
+              <w:rPr>
+                <w:rFonts w:ascii="Arial" w:cs="Arial" w:eastAsia="Arial" w:hAnsi="Arial"/>
+                <w:b/>
+                <w:bCs/>
+                <w:i w:val="false"/>
+                <w:iCs w:val="false"/>
+                <w:color w:val="000000"/>
+                <w:sz w:val="22"/>
+                <w:szCs w:val="22"/>
               </w:rPr>
               <w:t xml:space="preserve">Independent Practice / Code Along</w:t>
+            </w:r>
+            <w:r>
+              <w:rPr>
+                <w:rFonts w:ascii="Arial" w:cs="Arial" w:eastAsia="Arial" w:hAnsi="Arial"/>
+                <w:sz w:val="20"/>
+                <w:szCs w:val="20"/>
+              </w:rPr>
+              <w:br/>
+              <w:t xml:space="preserve"/>
+            </w:r>
+            <w:r>
+              <w:rPr>
+                <w:rFonts w:ascii="Arial" w:cs="Arial" w:eastAsia="Arial" w:hAnsi="Arial"/>
+                <w:b/>
+                <w:bCs/>
+                <w:i w:val="false"/>
+                <w:iCs w:val="false"/>
+                <w:color w:val="000000"/>
+                <w:sz w:val="20"/>
+                <w:szCs w:val="20"/>
+              </w:rPr>
+              <w:t xml:space="preserve">    Beginner: </w:t>
+            </w:r>
+            <w:r>
+              <w:rPr>
+                <w:rFonts w:ascii="Arial" w:cs="Arial" w:eastAsia="Arial" w:hAnsi="Arial"/>
+                <w:b w:val="false"/>
+                <w:bCs w:val="false"/>
+                <w:i w:val="false"/>
+                <w:iCs w:val="false"/>
+                <w:color w:val="000000"/>
+                <w:sz w:val="20"/>
+                <w:szCs w:val="20"/>
+              </w:rPr>
+              <w:t xml:space="preserve">Create a class called Animal. Create two animal objects and assign these attributes to each: name, species, age. Print the attributes for bo…</w:t>
+            </w:r>
+            <w:r>
+              <w:rPr>
+                <w:rFonts w:ascii="Arial" w:cs="Arial" w:eastAsia="Arial" w:hAnsi="Arial"/>
+                <w:sz w:val="20"/>
+                <w:szCs w:val="20"/>
+              </w:rPr>
+              <w:br/>
+              <w:t xml:space="preserve"/>
+            </w:r>
+            <w:r>
+              <w:rPr>
+                <w:rFonts w:ascii="Arial" w:cs="Arial" w:eastAsia="Arial" w:hAnsi="Arial"/>
+                <w:b/>
+                <w:bCs/>
+                <w:i w:val="false"/>
+                <w:iCs w:val="false"/>
+                <w:color w:val="000000"/>
+                <w:sz w:val="20"/>
+                <w:szCs w:val="20"/>
+              </w:rPr>
+              <w:t xml:space="preserve">    Intermediate: </w:t>
+            </w:r>
+            <w:r>
+              <w:rPr>
+                <w:rFonts w:ascii="Arial" w:cs="Arial" w:eastAsia="Arial" w:hAnsi="Arial"/>
+                <w:b w:val="false"/>
+                <w:bCs w:val="false"/>
+                <w:i w:val="false"/>
+                <w:iCs w:val="false"/>
+                <w:color w:val="000000"/>
+                <w:sz w:val="20"/>
+                <w:szCs w:val="20"/>
+              </w:rPr>
+              <w:t xml:space="preserve">Create a class called BankAccount. Create three account objects. For each, assign: account_holder, account_number, balance. Calculate the to…</w:t>
+            </w:r>
+            <w:r>
+              <w:rPr>
+                <w:rFonts w:ascii="Arial" w:cs="Arial" w:eastAsia="Arial" w:hAnsi="Arial"/>
+                <w:sz w:val="20"/>
+                <w:szCs w:val="20"/>
+              </w:rPr>
+              <w:br/>
+              <w:t xml:space="preserve"/>
+            </w:r>
+            <w:r>
+              <w:rPr>
+                <w:rFonts w:ascii="Arial" w:cs="Arial" w:eastAsia="Arial" w:hAnsi="Arial"/>
+                <w:b/>
+                <w:bCs/>
+                <w:i w:val="false"/>
+                <w:iCs w:val="false"/>
+                <w:color w:val="000000"/>
+                <w:sz w:val="20"/>
+                <w:szCs w:val="20"/>
+              </w:rPr>
+              <w:t xml:space="preserve">    Challenge: </w:t>
+            </w:r>
+            <w:r>
+              <w:rPr>
+                <w:rFonts w:ascii="Arial" w:cs="Arial" w:eastAsia="Arial" w:hAnsi="Arial"/>
+                <w:b w:val="false"/>
+                <w:bCs w:val="false"/>
+                <w:i w:val="false"/>
+                <w:iCs w:val="false"/>
+                <w:color w:val="000000"/>
+                <w:sz w:val="20"/>
+                <w:szCs w:val="20"/>
+              </w:rPr>
+              <w:t xml:space="preserve">Create a class called Movie. Create a list of 5 movie objects, each with attributes: title, director, year, rating, budget. Find and print t…</w:t>
+            </w:r>
+            <w:r>
+              <w:rPr>
+                <w:rFonts w:ascii="Arial" w:cs="Arial" w:eastAsia="Arial" w:hAnsi="Arial"/>
+                <w:sz w:val="20"/>
+                <w:szCs w:val="20"/>
+              </w:rPr>
+              <w:br/>
+              <w:t xml:space="preserve"/>
+            </w:r>
+            <w:r>
+              <w:rPr>
+                <w:rFonts w:ascii="Arial" w:cs="Arial" w:eastAsia="Arial" w:hAnsi="Arial"/>
+                <w:sz w:val="20"/>
+                <w:szCs w:val="20"/>
+              </w:rPr>
+              <w:br/>
+              <w:t xml:space="preserve"/>
+            </w:r>
+            <w:r>
+              <w:rPr>
+                <w:rFonts w:ascii="Arial" w:cs="Arial" w:eastAsia="Arial" w:hAnsi="Arial"/>
+                <w:b w:val="false"/>
+                <w:bCs w:val="false"/>
+                <w:i/>
+                <w:iCs/>
+                <w:color w:val="555555"/>
+                <w:sz w:val="20"/>
+                <w:szCs w:val="20"/>
+              </w:rPr>
+              <w:t xml:space="preserve">→ Teacher circulates — offer hints, check for understanding.</w:t>
             </w:r>
           </w:p>
         </w:tc>
@@ -493,9 +1144,9 @@
               <w:right w:val="single" w:color="CCCCCC" w:sz="1"/>
             </w:tcBorders>
             <w:tcMar>
-              <w:top w:type="dxa" w:w="60"/>
+              <w:top w:type="dxa" w:w="80"/>
               <w:left w:type="dxa" w:w="120"/>
-              <w:bottom w:type="dxa" w:w="60"/>
+              <w:bottom w:type="dxa" w:w="80"/>
               <w:right w:type="dxa" w:w="120"/>
             </w:tcMar>
           </w:tcPr>
@@ -522,20 +1173,90 @@
               <w:right w:val="single" w:color="CCCCCC" w:sz="1"/>
             </w:tcBorders>
             <w:tcMar>
-              <w:top w:type="dxa" w:w="60"/>
+              <w:top w:type="dxa" w:w="80"/>
               <w:left w:type="dxa" w:w="120"/>
-              <w:bottom w:type="dxa" w:w="60"/>
+              <w:bottom w:type="dxa" w:w="80"/>
               <w:right w:type="dxa" w:w="120"/>
             </w:tcMar>
           </w:tcPr>
           <w:p>
-            <w:r>
-              <w:rPr>
-                <w:rFonts w:ascii="Arial" w:cs="Arial" w:eastAsia="Arial" w:hAnsi="Arial"/>
-                <w:sz w:val="20"/>
-                <w:szCs w:val="20"/>
+            <w:pPr>
+              <w:spacing w:after="80" w:before="80"/>
+            </w:pPr>
+            <w:r>
+              <w:rPr>
+                <w:rFonts w:ascii="Arial" w:cs="Arial" w:eastAsia="Arial" w:hAnsi="Arial"/>
+                <w:b/>
+                <w:bCs/>
+                <w:i w:val="false"/>
+                <w:iCs w:val="false"/>
+                <w:color w:val="000000"/>
+                <w:sz w:val="22"/>
+                <w:szCs w:val="22"/>
               </w:rPr>
               <w:t xml:space="preserve">Exit Ticket / Wrap-Up</w:t>
+            </w:r>
+            <w:r>
+              <w:rPr>
+                <w:rFonts w:ascii="Arial" w:cs="Arial" w:eastAsia="Arial" w:hAnsi="Arial"/>
+                <w:sz w:val="20"/>
+                <w:szCs w:val="20"/>
+              </w:rPr>
+              <w:br/>
+              <w:t xml:space="preserve"/>
+            </w:r>
+            <w:r>
+              <w:rPr>
+                <w:rFonts w:ascii="Arial" w:cs="Arial" w:eastAsia="Arial" w:hAnsi="Arial"/>
+                <w:sz w:val="20"/>
+                <w:szCs w:val="20"/>
+              </w:rPr>
+              <w:br/>
+              <w:t xml:space="preserve"/>
+            </w:r>
+            <w:r>
+              <w:rPr>
+                <w:rFonts w:ascii="Arial" w:cs="Arial" w:eastAsia="Arial" w:hAnsi="Arial"/>
+                <w:b w:val="false"/>
+                <w:bCs w:val="false"/>
+                <w:i w:val="false"/>
+                <w:iCs w:val="false"/>
+                <w:color w:val="000000"/>
+                <w:sz w:val="20"/>
+                <w:szCs w:val="20"/>
+              </w:rPr>
+              <w:t xml:space="preserve">Quick Check: Create classes, instantiate objects, and define attributes to model real-world concepts?</w:t>
+            </w:r>
+            <w:r>
+              <w:rPr>
+                <w:rFonts w:ascii="Arial" w:cs="Arial" w:eastAsia="Arial" w:hAnsi="Arial"/>
+                <w:sz w:val="20"/>
+                <w:szCs w:val="20"/>
+              </w:rPr>
+              <w:br/>
+              <w:t xml:space="preserve"/>
+            </w:r>
+            <w:r>
+              <w:rPr>
+                <w:rFonts w:ascii="Arial" w:cs="Arial" w:eastAsia="Arial" w:hAnsi="Arial"/>
+                <w:sz w:val="20"/>
+                <w:szCs w:val="20"/>
+              </w:rPr>
+              <w:br/>
+              <w:t xml:space="preserve"/>
+            </w:r>
+            <w:r>
+              <w:rPr>
+                <w:rFonts w:ascii="Arial" w:cs="Arial" w:eastAsia="Arial" w:hAnsi="Arial"/>
+                <w:b w:val="false"/>
+                <w:bCs w:val="false"/>
+                <w:i/>
+                <w:iCs/>
+                <w:color w:val="555555"/>
+                <w:sz w:val="20"/>
+                <w:szCs w:val="20"/>
+              </w:rPr>
+              <w:t xml:space="preserve">→ 3–2–1: Name 3 things learned, 2 new vocab words, 1 question you still have.</w:t>
             </w:r>
           </w:p>
         </w:tc>
@@ -697,19 +1418,6 @@
                 <w:sz w:val="18"/>
                 <w:szCs w:val="18"/>
               </w:rPr>
-              <w:t xml:space="preserve"># Define a simple class</w:t>
-            </w:r>
-          </w:p>
-          <w:p>
-            <w:pPr>
-              <w:spacing w:after="20"/>
-            </w:pPr>
-            <w:r>
-              <w:rPr>
-                <w:rFonts w:ascii="Courier New" w:cs="Courier New" w:eastAsia="Courier New" w:hAnsi="Courier New"/>
-                <w:sz w:val="18"/>
-                <w:szCs w:val="18"/>
-              </w:rPr>
               <w:t xml:space="preserve">class Dog:</w:t>
             </w:r>
           </w:p>
@@ -749,7 +1457,7 @@
                 <w:sz w:val="18"/>
                 <w:szCs w:val="18"/>
               </w:rPr>
-              <w:t xml:space="preserve"># Create an object (instantiate the class)</w:t>
+              <w:t xml:space="preserve"> </w:t>
             </w:r>
           </w:p>
           <w:p>
@@ -827,7 +1535,7 @@
                 <w:sz w:val="18"/>
                 <w:szCs w:val="18"/>
               </w:rPr>
-              <w:t xml:space="preserve"># A more practical example: Student class</w:t>
+              <w:t xml:space="preserve"> </w:t>
             </w:r>
           </w:p>
           <w:p>
@@ -879,7 +1587,7 @@
                 <w:sz w:val="18"/>
                 <w:szCs w:val="18"/>
               </w:rPr>
-              <w:t xml:space="preserve"># Create student objects</w:t>
+              <w:t xml:space="preserve"> </w:t>
             </w:r>
           </w:p>
           <w:p>
@@ -931,7 +1639,7 @@
                 <w:sz w:val="18"/>
                 <w:szCs w:val="18"/>
               </w:rPr>
-              <w:t xml:space="preserve"># Add attributes directly to objects</w:t>
+              <w:t xml:space="preserve"> </w:t>
             </w:r>
           </w:p>
           <w:p>
@@ -1048,7 +1756,7 @@
                 <w:sz w:val="18"/>
                 <w:szCs w:val="18"/>
               </w:rPr>
-              <w:t xml:space="preserve"># Access attributes</w:t>
+              <w:t xml:space="preserve"> </w:t>
             </w:r>
           </w:p>
           <w:p>
@@ -1100,7 +1808,7 @@
                 <w:sz w:val="18"/>
                 <w:szCs w:val="18"/>
               </w:rPr>
-              <w:t xml:space="preserve"># Different objects have different values</w:t>
+              <w:t xml:space="preserve"> </w:t>
             </w:r>
           </w:p>
           <w:p>
@@ -1152,7 +1860,7 @@
                 <w:sz w:val="18"/>
                 <w:szCs w:val="18"/>
               </w:rPr>
-              <w:t xml:space="preserve"># Real-world example: Rectangle class</w:t>
+              <w:t xml:space="preserve"> </w:t>
             </w:r>
           </w:p>
           <w:p>
@@ -1308,7 +2016,7 @@
                 <w:sz w:val="18"/>
                 <w:szCs w:val="18"/>
               </w:rPr>
-              <w:t xml:space="preserve"># We can calculate attributes from other attributes</w:t>
+              <w:t xml:space="preserve"> </w:t>
             </w:r>
           </w:p>
           <w:p>
@@ -1399,7 +2107,7 @@
                 <w:sz w:val="18"/>
                 <w:szCs w:val="18"/>
               </w:rPr>
-              <w:t xml:space="preserve"># Another example: Car class</w:t>
+              <w:t xml:space="preserve"> </w:t>
             </w:r>
           </w:p>
           <w:p>
@@ -2133,19 +2841,6 @@
                 <w:sz w:val="18"/>
                 <w:szCs w:val="18"/>
               </w:rPr>
-              <w:t xml:space="preserve"># Problem 1</w:t>
-            </w:r>
-          </w:p>
-          <w:p>
-            <w:pPr>
-              <w:spacing w:after="20"/>
-            </w:pPr>
-            <w:r>
-              <w:rPr>
-                <w:rFonts w:ascii="Courier New" w:cs="Courier New" w:eastAsia="Courier New" w:hAnsi="Courier New"/>
-                <w:sz w:val="18"/>
-                <w:szCs w:val="18"/>
-              </w:rPr>
               <w:t xml:space="preserve">class Animal:</w:t>
             </w:r>
           </w:p>
@@ -2354,7 +3049,7 @@
                 <w:sz w:val="18"/>
                 <w:szCs w:val="18"/>
               </w:rPr>
-              <w:t xml:space="preserve"># Problem 2</w:t>
+              <w:t xml:space="preserve"> </w:t>
             </w:r>
           </w:p>
           <w:p>
@@ -2640,7 +3335,7 @@
                 <w:sz w:val="18"/>
                 <w:szCs w:val="18"/>
               </w:rPr>
-              <w:t xml:space="preserve"># Problem 3</w:t>
+              <w:t xml:space="preserve"> </w:t>
             </w:r>
           </w:p>
           <w:p>

--- a/Coding 2 - year/Unit 2 - Object-Oriented Programming/Daily Lesson Plans/Word/Day 1.docx
+++ b/Coding 2 - year/Unit 2 - Object-Oriented Programming/Daily Lesson Plans/Word/Day 1.docx
@@ -380,7 +380,7 @@
                 <w:sz w:val="20"/>
                 <w:szCs w:val="20"/>
               </w:rPr>
-              <w:t xml:space="preserve">    What do you already know about how to create classes, instantiate objects, and define attributes to model real-world concepts?</w:t>
+              <w:t xml:space="preserve">    If you were going to create classes, instantiate objects, and define attributes to model real-world concepts, what pieces or steps would you need? Brainstorm a quick list.</w:t>
             </w:r>
             <w:r>
               <w:rPr>
@@ -477,7 +477,7 @@
                 <w:sz w:val="20"/>
                 <w:szCs w:val="20"/>
               </w:rPr>
-              <w:t xml:space="preserve">Today's Goal: By the end of class you will be able to create classes, instantiate objects, and define attributes to model real-world concepts.</w:t>
+              <w:t xml:space="preserve">Today’s Goal: By the end of class you will be able to create classes, instantiate objects, and define attributes to model real-world concepts.</w:t>
             </w:r>
             <w:r>
               <w:rPr>
@@ -1225,7 +1225,7 @@
                 <w:sz w:val="20"/>
                 <w:szCs w:val="20"/>
               </w:rPr>
-              <w:t xml:space="preserve">Quick Check: Create classes, instantiate objects, and define attributes to model real-world concepts?</w:t>
+              <w:t xml:space="preserve">What are the 2-3 most important steps when you create classes, instantiate objects, and define attributes to model real-world concepts? What could go wrong if you skip one?</w:t>
             </w:r>
             <w:r>
               <w:rPr>
